--- a/18. 2 Mei 2026/Rapat Bulanan Mei 2026.docx
+++ b/18. 2 Mei 2026/Rapat Bulanan Mei 2026.docx
@@ -8,12 +8,16 @@
         <w:rPr>
           <w:b/>
           <w:bCs/>
+          <w:sz w:val="32"/>
+          <w:szCs w:val="32"/>
         </w:rPr>
       </w:pPr>
       <w:r>
         <w:rPr>
           <w:b/>
           <w:bCs/>
+          <w:sz w:val="32"/>
+          <w:szCs w:val="32"/>
         </w:rPr>
         <w:t>Rapat Bulanan Mei 2026</w:t>
       </w:r>
@@ -23,12 +27,16 @@
         <w:rPr>
           <w:b/>
           <w:bCs/>
+          <w:sz w:val="32"/>
+          <w:szCs w:val="32"/>
         </w:rPr>
       </w:pPr>
       <w:r>
         <w:rPr>
           <w:b/>
           <w:bCs/>
+          <w:sz w:val="32"/>
+          <w:szCs w:val="32"/>
         </w:rPr>
         <w:t>Peserta Rapat:</w:t>
       </w:r>
@@ -41,8 +49,16 @@
           <w:numId w:val="1"/>
         </w:numPr>
         <w:ind w:left="426"/>
-      </w:pPr>
-      <w:r>
+        <w:rPr>
+          <w:sz w:val="32"/>
+          <w:szCs w:val="32"/>
+        </w:rPr>
+      </w:pPr>
+      <w:r>
+        <w:rPr>
+          <w:sz w:val="32"/>
+          <w:szCs w:val="32"/>
+        </w:rPr>
         <w:t>Ustadz Iskandar</w:t>
       </w:r>
     </w:p>
@@ -54,8 +70,16 @@
           <w:numId w:val="1"/>
         </w:numPr>
         <w:ind w:left="426"/>
-      </w:pPr>
-      <w:r>
+        <w:rPr>
+          <w:sz w:val="32"/>
+          <w:szCs w:val="32"/>
+        </w:rPr>
+      </w:pPr>
+      <w:r>
+        <w:rPr>
+          <w:sz w:val="32"/>
+          <w:szCs w:val="32"/>
+        </w:rPr>
         <w:t>Ustadz Zakki</w:t>
       </w:r>
     </w:p>
@@ -67,8 +91,16 @@
           <w:numId w:val="1"/>
         </w:numPr>
         <w:ind w:left="426"/>
-      </w:pPr>
-      <w:r>
+        <w:rPr>
+          <w:sz w:val="32"/>
+          <w:szCs w:val="32"/>
+        </w:rPr>
+      </w:pPr>
+      <w:r>
+        <w:rPr>
+          <w:sz w:val="32"/>
+          <w:szCs w:val="32"/>
+        </w:rPr>
         <w:t>Ustadz Iman</w:t>
       </w:r>
     </w:p>
@@ -80,8 +112,16 @@
           <w:numId w:val="1"/>
         </w:numPr>
         <w:ind w:left="426"/>
-      </w:pPr>
-      <w:r>
+        <w:rPr>
+          <w:sz w:val="32"/>
+          <w:szCs w:val="32"/>
+        </w:rPr>
+      </w:pPr>
+      <w:r>
+        <w:rPr>
+          <w:sz w:val="32"/>
+          <w:szCs w:val="32"/>
+        </w:rPr>
         <w:t>Ustadz Hanip</w:t>
       </w:r>
     </w:p>
@@ -93,8 +133,16 @@
           <w:numId w:val="1"/>
         </w:numPr>
         <w:ind w:left="426"/>
-      </w:pPr>
-      <w:r>
+        <w:rPr>
+          <w:sz w:val="32"/>
+          <w:szCs w:val="32"/>
+        </w:rPr>
+      </w:pPr>
+      <w:r>
+        <w:rPr>
+          <w:sz w:val="32"/>
+          <w:szCs w:val="32"/>
+        </w:rPr>
         <w:t>Ustadz Rezky</w:t>
       </w:r>
     </w:p>
@@ -106,8 +154,16 @@
           <w:numId w:val="1"/>
         </w:numPr>
         <w:ind w:left="426"/>
-      </w:pPr>
-      <w:r>
+        <w:rPr>
+          <w:sz w:val="32"/>
+          <w:szCs w:val="32"/>
+        </w:rPr>
+      </w:pPr>
+      <w:r>
+        <w:rPr>
+          <w:sz w:val="32"/>
+          <w:szCs w:val="32"/>
+        </w:rPr>
         <w:t>Ustadz Zen</w:t>
       </w:r>
     </w:p>
@@ -119,8 +175,16 @@
           <w:numId w:val="1"/>
         </w:numPr>
         <w:ind w:left="426"/>
-      </w:pPr>
-      <w:r>
+        <w:rPr>
+          <w:sz w:val="32"/>
+          <w:szCs w:val="32"/>
+        </w:rPr>
+      </w:pPr>
+      <w:r>
+        <w:rPr>
+          <w:sz w:val="32"/>
+          <w:szCs w:val="32"/>
+        </w:rPr>
         <w:t>Ustadz Latip</w:t>
       </w:r>
     </w:p>
@@ -132,8 +196,16 @@
           <w:numId w:val="1"/>
         </w:numPr>
         <w:ind w:left="426"/>
-      </w:pPr>
-      <w:r>
+        <w:rPr>
+          <w:sz w:val="32"/>
+          <w:szCs w:val="32"/>
+        </w:rPr>
+      </w:pPr>
+      <w:r>
+        <w:rPr>
+          <w:sz w:val="32"/>
+          <w:szCs w:val="32"/>
+        </w:rPr>
         <w:t>Ustadz Wahidi</w:t>
       </w:r>
     </w:p>
@@ -145,8 +217,16 @@
           <w:numId w:val="1"/>
         </w:numPr>
         <w:ind w:left="426"/>
-      </w:pPr>
-      <w:r>
+        <w:rPr>
+          <w:sz w:val="32"/>
+          <w:szCs w:val="32"/>
+        </w:rPr>
+      </w:pPr>
+      <w:r>
+        <w:rPr>
+          <w:sz w:val="32"/>
+          <w:szCs w:val="32"/>
+        </w:rPr>
         <w:t>Ustadz Chairid</w:t>
       </w:r>
     </w:p>
@@ -158,8 +238,16 @@
           <w:numId w:val="1"/>
         </w:numPr>
         <w:ind w:left="426"/>
-      </w:pPr>
-      <w:r>
+        <w:rPr>
+          <w:sz w:val="32"/>
+          <w:szCs w:val="32"/>
+        </w:rPr>
+      </w:pPr>
+      <w:r>
+        <w:rPr>
+          <w:sz w:val="32"/>
+          <w:szCs w:val="32"/>
+        </w:rPr>
         <w:t>Ustadz Yudha</w:t>
       </w:r>
     </w:p>
@@ -171,8 +259,16 @@
           <w:numId w:val="1"/>
         </w:numPr>
         <w:ind w:left="426"/>
-      </w:pPr>
-      <w:r>
+        <w:rPr>
+          <w:sz w:val="32"/>
+          <w:szCs w:val="32"/>
+        </w:rPr>
+      </w:pPr>
+      <w:r>
+        <w:rPr>
+          <w:sz w:val="32"/>
+          <w:szCs w:val="32"/>
+        </w:rPr>
         <w:t>Ustadzah Marwa</w:t>
       </w:r>
     </w:p>
@@ -184,8 +280,16 @@
           <w:numId w:val="1"/>
         </w:numPr>
         <w:ind w:left="426"/>
-      </w:pPr>
-      <w:r>
+        <w:rPr>
+          <w:sz w:val="32"/>
+          <w:szCs w:val="32"/>
+        </w:rPr>
+      </w:pPr>
+      <w:r>
+        <w:rPr>
+          <w:sz w:val="32"/>
+          <w:szCs w:val="32"/>
+        </w:rPr>
         <w:t>Ustadzah Rahmah</w:t>
       </w:r>
     </w:p>
@@ -197,8 +301,16 @@
           <w:numId w:val="1"/>
         </w:numPr>
         <w:ind w:left="426"/>
-      </w:pPr>
-      <w:r>
+        <w:rPr>
+          <w:sz w:val="32"/>
+          <w:szCs w:val="32"/>
+        </w:rPr>
+      </w:pPr>
+      <w:r>
+        <w:rPr>
+          <w:sz w:val="32"/>
+          <w:szCs w:val="32"/>
+        </w:rPr>
         <w:t>Ustadzah Rania</w:t>
       </w:r>
     </w:p>
@@ -210,8 +322,16 @@
           <w:numId w:val="1"/>
         </w:numPr>
         <w:ind w:left="426"/>
-      </w:pPr>
-      <w:r>
+        <w:rPr>
+          <w:sz w:val="32"/>
+          <w:szCs w:val="32"/>
+        </w:rPr>
+      </w:pPr>
+      <w:r>
+        <w:rPr>
+          <w:sz w:val="32"/>
+          <w:szCs w:val="32"/>
+        </w:rPr>
         <w:t>Ustadzah Fitri</w:t>
       </w:r>
     </w:p>
@@ -220,12 +340,16 @@
         <w:rPr>
           <w:b/>
           <w:bCs/>
+          <w:sz w:val="32"/>
+          <w:szCs w:val="32"/>
         </w:rPr>
       </w:pPr>
       <w:r>
         <w:rPr>
           <w:b/>
           <w:bCs/>
+          <w:sz w:val="32"/>
+          <w:szCs w:val="32"/>
         </w:rPr>
         <w:t>A</w:t>
       </w:r>
@@ -233,6 +357,8 @@
         <w:rPr>
           <w:b/>
           <w:bCs/>
+          <w:sz w:val="32"/>
+          <w:szCs w:val="32"/>
         </w:rPr>
         <w:t>genda</w:t>
       </w:r>
@@ -245,8 +371,16 @@
           <w:numId w:val="2"/>
         </w:numPr>
         <w:ind w:left="426"/>
-      </w:pPr>
-      <w:r>
+        <w:rPr>
+          <w:sz w:val="32"/>
+          <w:szCs w:val="32"/>
+        </w:rPr>
+      </w:pPr>
+      <w:r>
+        <w:rPr>
+          <w:sz w:val="32"/>
+          <w:szCs w:val="32"/>
+        </w:rPr>
         <w:t>Tahfidz</w:t>
       </w:r>
     </w:p>
@@ -258,8 +392,16 @@
           <w:numId w:val="2"/>
         </w:numPr>
         <w:ind w:left="851"/>
-      </w:pPr>
-      <w:r>
+        <w:rPr>
+          <w:sz w:val="32"/>
+          <w:szCs w:val="32"/>
+        </w:rPr>
+      </w:pPr>
+      <w:r>
+        <w:rPr>
+          <w:sz w:val="32"/>
+          <w:szCs w:val="32"/>
+        </w:rPr>
         <w:t>Perlu dibahas tentang tahsin khusus untuk 3 anak ini (Ghaisan, Uzzam, dan Erina)</w:t>
       </w:r>
     </w:p>
@@ -271,8 +413,16 @@
           <w:numId w:val="2"/>
         </w:numPr>
         <w:ind w:left="851"/>
-      </w:pPr>
-      <w:r>
+        <w:rPr>
+          <w:sz w:val="32"/>
+          <w:szCs w:val="32"/>
+        </w:rPr>
+      </w:pPr>
+      <w:r>
+        <w:rPr>
+          <w:sz w:val="32"/>
+          <w:szCs w:val="32"/>
+        </w:rPr>
         <w:t>Senin, 4 Mei 2026 mulai daurah</w:t>
       </w:r>
     </w:p>
@@ -284,23 +434,51 @@
           <w:numId w:val="2"/>
         </w:numPr>
         <w:ind w:left="851"/>
-      </w:pPr>
-      <w:r>
+        <w:rPr>
+          <w:sz w:val="32"/>
+          <w:szCs w:val="32"/>
+        </w:rPr>
+      </w:pPr>
+      <w:r>
+        <w:rPr>
+          <w:sz w:val="32"/>
+          <w:szCs w:val="32"/>
+        </w:rPr>
         <w:t xml:space="preserve">Disurati Ustadz </w:t>
       </w:r>
       <w:r>
+        <w:rPr>
+          <w:sz w:val="32"/>
+          <w:szCs w:val="32"/>
+        </w:rPr>
         <w:t>Abdullah</w:t>
       </w:r>
       <w:r>
+        <w:rPr>
+          <w:sz w:val="32"/>
+          <w:szCs w:val="32"/>
+        </w:rPr>
         <w:t xml:space="preserve">, </w:t>
       </w:r>
       <w:r>
+        <w:rPr>
+          <w:sz w:val="32"/>
+          <w:szCs w:val="32"/>
+        </w:rPr>
         <w:t xml:space="preserve">pondok tahfidz di Kahoi 7 Darul Huffazh tanggal </w:t>
       </w:r>
       <w:r>
+        <w:rPr>
+          <w:sz w:val="32"/>
+          <w:szCs w:val="32"/>
+        </w:rPr>
         <w:t>4 Mei 2026</w:t>
       </w:r>
       <w:r>
+        <w:rPr>
+          <w:sz w:val="32"/>
+          <w:szCs w:val="32"/>
+        </w:rPr>
         <w:t>. Atau Ustadz Latif</w:t>
       </w:r>
     </w:p>
@@ -312,8 +490,16 @@
           <w:numId w:val="2"/>
         </w:numPr>
         <w:ind w:left="851"/>
-      </w:pPr>
-      <w:r>
+        <w:rPr>
+          <w:sz w:val="32"/>
+          <w:szCs w:val="32"/>
+        </w:rPr>
+      </w:pPr>
+      <w:r>
+        <w:rPr>
+          <w:sz w:val="32"/>
+          <w:szCs w:val="32"/>
+        </w:rPr>
         <w:t>Guru diniyah masuk daurah</w:t>
       </w:r>
     </w:p>
@@ -325,8 +511,16 @@
           <w:numId w:val="2"/>
         </w:numPr>
         <w:ind w:left="426"/>
-      </w:pPr>
-      <w:r>
+        <w:rPr>
+          <w:sz w:val="32"/>
+          <w:szCs w:val="32"/>
+        </w:rPr>
+      </w:pPr>
+      <w:r>
+        <w:rPr>
+          <w:sz w:val="32"/>
+          <w:szCs w:val="32"/>
+        </w:rPr>
         <w:t>Tahsin</w:t>
       </w:r>
     </w:p>
@@ -338,8 +532,16 @@
           <w:numId w:val="2"/>
         </w:numPr>
         <w:ind w:left="851"/>
-      </w:pPr>
-      <w:r>
+        <w:rPr>
+          <w:sz w:val="32"/>
+          <w:szCs w:val="32"/>
+        </w:rPr>
+      </w:pPr>
+      <w:r>
+        <w:rPr>
+          <w:sz w:val="32"/>
+          <w:szCs w:val="32"/>
+        </w:rPr>
         <w:t>Ghaisan : 2 kali sehari modul tengah</w:t>
       </w:r>
     </w:p>
@@ -351,11 +553,23 @@
           <w:numId w:val="2"/>
         </w:numPr>
         <w:ind w:left="851"/>
-      </w:pPr>
-      <w:r>
+        <w:rPr>
+          <w:sz w:val="32"/>
+          <w:szCs w:val="32"/>
+        </w:rPr>
+      </w:pPr>
+      <w:r>
+        <w:rPr>
+          <w:sz w:val="32"/>
+          <w:szCs w:val="32"/>
+        </w:rPr>
         <w:t>Uzzam</w:t>
       </w:r>
       <w:r>
+        <w:rPr>
+          <w:sz w:val="32"/>
+          <w:szCs w:val="32"/>
+        </w:rPr>
         <w:t xml:space="preserve"> : Bacaannya masih tersendat</w:t>
       </w:r>
     </w:p>
@@ -367,11 +581,24 @@
           <w:numId w:val="2"/>
         </w:numPr>
         <w:ind w:left="851"/>
-      </w:pPr>
-      <w:r>
+        <w:rPr>
+          <w:sz w:val="32"/>
+          <w:szCs w:val="32"/>
+        </w:rPr>
+      </w:pPr>
+      <w:r>
+        <w:rPr>
+          <w:sz w:val="32"/>
+          <w:szCs w:val="32"/>
+        </w:rPr>
+        <w:lastRenderedPageBreak/>
         <w:t>Anak-anak yang tahsin</w:t>
       </w:r>
       <w:r>
+        <w:rPr>
+          <w:sz w:val="32"/>
+          <w:szCs w:val="32"/>
+        </w:rPr>
         <w:t xml:space="preserve"> (ini harus dipantau, jangan sampai malah lolos Juziyah padahal bacaan belum lancar)</w:t>
       </w:r>
     </w:p>
@@ -383,8 +610,16 @@
           <w:numId w:val="2"/>
         </w:numPr>
         <w:ind w:left="851"/>
-      </w:pPr>
-      <w:r>
+        <w:rPr>
+          <w:sz w:val="32"/>
+          <w:szCs w:val="32"/>
+        </w:rPr>
+      </w:pPr>
+      <w:r>
+        <w:rPr>
+          <w:sz w:val="32"/>
+          <w:szCs w:val="32"/>
+        </w:rPr>
         <w:t>Follow up tahsin asatidzah</w:t>
       </w:r>
     </w:p>
@@ -396,20 +631,44 @@
           <w:numId w:val="2"/>
         </w:numPr>
         <w:ind w:left="851"/>
-      </w:pPr>
-      <w:r>
+        <w:rPr>
+          <w:sz w:val="32"/>
+          <w:szCs w:val="32"/>
+        </w:rPr>
+      </w:pPr>
+      <w:r>
+        <w:rPr>
+          <w:sz w:val="32"/>
+          <w:szCs w:val="32"/>
+        </w:rPr>
         <w:t xml:space="preserve">Tahsin Ghaisan </w:t>
       </w:r>
       <w:r>
+        <w:rPr>
+          <w:sz w:val="32"/>
+          <w:szCs w:val="32"/>
+        </w:rPr>
         <w:t xml:space="preserve">dan Uzzam </w:t>
       </w:r>
       <w:r>
+        <w:rPr>
+          <w:sz w:val="32"/>
+          <w:szCs w:val="32"/>
+        </w:rPr>
         <w:t>sama Ustadz Yudha</w:t>
       </w:r>
       <w:r>
+        <w:rPr>
+          <w:sz w:val="32"/>
+          <w:szCs w:val="32"/>
+        </w:rPr>
         <w:t>. 2 pertemuan</w:t>
       </w:r>
       <w:r>
+        <w:rPr>
+          <w:sz w:val="32"/>
+          <w:szCs w:val="32"/>
+        </w:rPr>
         <w:t>. 2 halaman setiap pertemuan. Buatkan bot WA tiap pagi, kasih link laporan ke WA Ustadz Rezky</w:t>
       </w:r>
     </w:p>
@@ -421,8 +680,16 @@
           <w:numId w:val="2"/>
         </w:numPr>
         <w:ind w:left="426"/>
-      </w:pPr>
-      <w:r>
+        <w:rPr>
+          <w:sz w:val="32"/>
+          <w:szCs w:val="32"/>
+        </w:rPr>
+      </w:pPr>
+      <w:r>
+        <w:rPr>
+          <w:sz w:val="32"/>
+          <w:szCs w:val="32"/>
+        </w:rPr>
         <w:t>Kesantrian</w:t>
       </w:r>
     </w:p>
@@ -434,8 +701,16 @@
           <w:numId w:val="2"/>
         </w:numPr>
         <w:ind w:left="851"/>
-      </w:pPr>
-      <w:r>
+        <w:rPr>
+          <w:sz w:val="32"/>
+          <w:szCs w:val="32"/>
+        </w:rPr>
+      </w:pPr>
+      <w:r>
+        <w:rPr>
+          <w:sz w:val="32"/>
+          <w:szCs w:val="32"/>
+        </w:rPr>
         <w:t>Keamanan</w:t>
       </w:r>
     </w:p>
@@ -447,8 +722,16 @@
           <w:numId w:val="2"/>
         </w:numPr>
         <w:ind w:left="851"/>
-      </w:pPr>
-      <w:r>
+        <w:rPr>
+          <w:sz w:val="32"/>
+          <w:szCs w:val="32"/>
+        </w:rPr>
+      </w:pPr>
+      <w:r>
+        <w:rPr>
+          <w:sz w:val="32"/>
+          <w:szCs w:val="32"/>
+        </w:rPr>
         <w:t>Kebersihan</w:t>
       </w:r>
     </w:p>
@@ -460,8 +743,16 @@
           <w:numId w:val="2"/>
         </w:numPr>
         <w:ind w:left="567"/>
-      </w:pPr>
-      <w:r>
+        <w:rPr>
+          <w:sz w:val="32"/>
+          <w:szCs w:val="32"/>
+        </w:rPr>
+      </w:pPr>
+      <w:r>
+        <w:rPr>
+          <w:sz w:val="32"/>
+          <w:szCs w:val="32"/>
+        </w:rPr>
         <w:t>Wisuda</w:t>
       </w:r>
     </w:p>
@@ -473,8 +764,16 @@
           <w:numId w:val="2"/>
         </w:numPr>
         <w:ind w:left="851"/>
-      </w:pPr>
-      <w:r>
+        <w:rPr>
+          <w:sz w:val="32"/>
+          <w:szCs w:val="32"/>
+        </w:rPr>
+      </w:pPr>
+      <w:r>
+        <w:rPr>
+          <w:sz w:val="32"/>
+          <w:szCs w:val="32"/>
+        </w:rPr>
         <w:t>Pendanaan Pengambilan Ijazah</w:t>
       </w:r>
     </w:p>
@@ -486,17 +785,37 @@
           <w:numId w:val="2"/>
         </w:numPr>
         <w:ind w:left="1276"/>
-      </w:pPr>
-      <w:r>
+        <w:rPr>
+          <w:sz w:val="32"/>
+          <w:szCs w:val="32"/>
+        </w:rPr>
+      </w:pPr>
+      <w:r>
+        <w:rPr>
+          <w:sz w:val="32"/>
+          <w:szCs w:val="32"/>
+        </w:rPr>
         <w:t>250 ribu per anak</w:t>
       </w:r>
       <w:r>
+        <w:rPr>
+          <w:sz w:val="32"/>
+          <w:szCs w:val="32"/>
+        </w:rPr>
         <w:t xml:space="preserve"> (info dari PKBM)</w:t>
       </w:r>
       <w:r>
+        <w:rPr>
+          <w:sz w:val="32"/>
+          <w:szCs w:val="32"/>
+        </w:rPr>
         <w:t xml:space="preserve"> untuk pengambilan ijazah</w:t>
       </w:r>
       <w:r>
+        <w:rPr>
+          <w:sz w:val="32"/>
+          <w:szCs w:val="32"/>
+        </w:rPr>
         <w:t xml:space="preserve"> = 5 juta totalnya</w:t>
       </w:r>
     </w:p>
@@ -508,17 +827,37 @@
           <w:numId w:val="2"/>
         </w:numPr>
         <w:ind w:left="1276"/>
-      </w:pPr>
-      <w:r>
+        <w:rPr>
+          <w:sz w:val="32"/>
+          <w:szCs w:val="32"/>
+        </w:rPr>
+      </w:pPr>
+      <w:r>
+        <w:rPr>
+          <w:sz w:val="32"/>
+          <w:szCs w:val="32"/>
+        </w:rPr>
         <w:t xml:space="preserve">Iuran dari wali santri : 250 ribu </w:t>
       </w:r>
       <w:r>
+        <w:rPr>
+          <w:sz w:val="32"/>
+          <w:szCs w:val="32"/>
+        </w:rPr>
         <w:t>ujian</w:t>
       </w:r>
       <w:r>
+        <w:rPr>
+          <w:sz w:val="32"/>
+          <w:szCs w:val="32"/>
+        </w:rPr>
         <w:t xml:space="preserve"> </w:t>
       </w:r>
       <w:r>
+        <w:rPr>
+          <w:sz w:val="32"/>
+          <w:szCs w:val="32"/>
+        </w:rPr>
         <w:t>+ 250 ribu ijazah</w:t>
       </w:r>
     </w:p>
@@ -530,17 +869,31 @@
           <w:numId w:val="2"/>
         </w:numPr>
         <w:ind w:left="1276"/>
-      </w:pPr>
-      <w:r>
+        <w:rPr>
+          <w:sz w:val="32"/>
+          <w:szCs w:val="32"/>
+        </w:rPr>
+      </w:pPr>
+      <w:r>
+        <w:rPr>
+          <w:sz w:val="32"/>
+          <w:szCs w:val="32"/>
+        </w:rPr>
         <w:t xml:space="preserve">Kalau ternyata tidak ada kebijakan untuk peniadaan biaya pengambilan ijazah, </w:t>
       </w:r>
       <w:r>
         <w:rPr>
+          <w:sz w:val="32"/>
+          <w:szCs w:val="32"/>
           <w:highlight w:val="yellow"/>
         </w:rPr>
         <w:t>ijazah kelas 3 jangan diambil dulu</w:t>
       </w:r>
       <w:r>
+        <w:rPr>
+          <w:sz w:val="32"/>
+          <w:szCs w:val="32"/>
+        </w:rPr>
         <w:t>. Buat pertemuan dengan wali santri untuk pengambilan ijazah</w:t>
       </w:r>
     </w:p>
@@ -552,42 +905,291 @@
           <w:numId w:val="2"/>
         </w:numPr>
         <w:ind w:left="1276"/>
-      </w:pPr>
-      <w:r>
+        <w:rPr>
+          <w:sz w:val="32"/>
+          <w:szCs w:val="32"/>
+        </w:rPr>
+      </w:pPr>
+      <w:r>
+        <w:rPr>
+          <w:sz w:val="32"/>
+          <w:szCs w:val="32"/>
+        </w:rPr>
+        <w:t>Belum ada kepastian apakah ada TKA + UNBK di tahun depan. Tapi tetap harus disiapkan</w:t>
+      </w:r>
+    </w:p>
+    <w:p>
+      <w:pPr>
+        <w:pStyle w:val="ListParagraph"/>
+        <w:numPr>
+          <w:ilvl w:val="2"/>
+          <w:numId w:val="2"/>
+        </w:numPr>
+        <w:ind w:left="1276"/>
+        <w:rPr>
+          <w:sz w:val="32"/>
+          <w:szCs w:val="32"/>
+        </w:rPr>
+      </w:pPr>
+      <w:r>
+        <w:rPr>
+          <w:sz w:val="32"/>
+          <w:szCs w:val="32"/>
+        </w:rPr>
+        <w:t xml:space="preserve">Di Jawa, uang untuk kelas 3 </w:t>
+      </w:r>
+      <w:r>
+        <w:rPr>
+          <w:sz w:val="32"/>
+          <w:szCs w:val="32"/>
+        </w:rPr>
+        <w:t>=</w:t>
+      </w:r>
+      <w:r>
+        <w:rPr>
+          <w:sz w:val="32"/>
+          <w:szCs w:val="32"/>
+        </w:rPr>
+        <w:t xml:space="preserve"> 9 juta</w:t>
+      </w:r>
+    </w:p>
+    <w:p>
+      <w:pPr>
+        <w:pStyle w:val="ListParagraph"/>
+        <w:numPr>
+          <w:ilvl w:val="3"/>
+          <w:numId w:val="2"/>
+        </w:numPr>
+        <w:ind w:left="1701"/>
+        <w:rPr>
+          <w:sz w:val="32"/>
+          <w:szCs w:val="32"/>
+        </w:rPr>
+      </w:pPr>
+      <w:r>
+        <w:rPr>
+          <w:sz w:val="32"/>
+          <w:szCs w:val="32"/>
+        </w:rPr>
+        <w:t>Ujian PKBM = 2.700.000</w:t>
+      </w:r>
+    </w:p>
+    <w:p>
+      <w:pPr>
+        <w:pStyle w:val="ListParagraph"/>
+        <w:numPr>
+          <w:ilvl w:val="0"/>
+          <w:numId w:val="2"/>
+        </w:numPr>
+        <w:ind w:left="567"/>
+        <w:rPr>
+          <w:sz w:val="32"/>
+          <w:szCs w:val="32"/>
+        </w:rPr>
+      </w:pPr>
+      <w:r>
+        <w:rPr>
+          <w:sz w:val="32"/>
+          <w:szCs w:val="32"/>
+        </w:rPr>
+        <w:t>PSB</w:t>
+      </w:r>
+    </w:p>
+    <w:p>
+      <w:pPr>
+        <w:pStyle w:val="ListParagraph"/>
+        <w:numPr>
+          <w:ilvl w:val="1"/>
+          <w:numId w:val="2"/>
+        </w:numPr>
+        <w:ind w:left="993"/>
+        <w:rPr>
+          <w:sz w:val="32"/>
+          <w:szCs w:val="32"/>
+        </w:rPr>
+      </w:pPr>
+      <w:r>
+        <w:rPr>
+          <w:sz w:val="32"/>
+          <w:szCs w:val="32"/>
+        </w:rPr>
+        <w:t>Update santri baru</w:t>
+      </w:r>
+    </w:p>
+    <w:p>
+      <w:pPr>
+        <w:pStyle w:val="ListParagraph"/>
+        <w:numPr>
+          <w:ilvl w:val="1"/>
+          <w:numId w:val="2"/>
+        </w:numPr>
+        <w:ind w:left="993"/>
+        <w:rPr>
+          <w:sz w:val="32"/>
+          <w:szCs w:val="32"/>
+        </w:rPr>
+      </w:pPr>
+      <w:r>
+        <w:rPr>
+          <w:sz w:val="32"/>
+          <w:szCs w:val="32"/>
+        </w:rPr>
+        <w:t>Kumpulkan santri kuttab kelas 4,5 dan 6 untuk sosialiasi</w:t>
+      </w:r>
+    </w:p>
+    <w:p>
+      <w:pPr>
+        <w:pStyle w:val="ListParagraph"/>
+        <w:numPr>
+          <w:ilvl w:val="1"/>
+          <w:numId w:val="2"/>
+        </w:numPr>
+        <w:ind w:left="993"/>
+        <w:rPr>
+          <w:sz w:val="32"/>
+          <w:szCs w:val="32"/>
+        </w:rPr>
+      </w:pPr>
+      <w:r>
+        <w:rPr>
+          <w:sz w:val="32"/>
+          <w:szCs w:val="32"/>
+        </w:rPr>
+        <w:t>Sosialisasi kepada wali santrinya</w:t>
+      </w:r>
+    </w:p>
+    <w:p>
+      <w:pPr>
+        <w:pStyle w:val="ListParagraph"/>
+        <w:numPr>
+          <w:ilvl w:val="1"/>
+          <w:numId w:val="2"/>
+        </w:numPr>
+        <w:ind w:left="993"/>
+        <w:rPr>
+          <w:sz w:val="32"/>
+          <w:szCs w:val="32"/>
+        </w:rPr>
+      </w:pPr>
+      <w:r>
+        <w:rPr>
+          <w:sz w:val="32"/>
+          <w:szCs w:val="32"/>
+        </w:rPr>
+        <w:t>Buatkan surat untuk SOSIALISASI KE SD LUAR</w:t>
+      </w:r>
+    </w:p>
+    <w:p>
+      <w:pPr>
+        <w:pStyle w:val="ListParagraph"/>
+        <w:numPr>
+          <w:ilvl w:val="1"/>
+          <w:numId w:val="2"/>
+        </w:numPr>
+        <w:ind w:left="993"/>
+        <w:rPr>
+          <w:sz w:val="32"/>
+          <w:szCs w:val="32"/>
+        </w:rPr>
+      </w:pPr>
+      <w:r>
+        <w:rPr>
+          <w:sz w:val="32"/>
+          <w:szCs w:val="32"/>
+        </w:rPr>
+        <w:t>Cetak brosur A3</w:t>
+      </w:r>
+    </w:p>
+    <w:p>
+      <w:pPr>
+        <w:pStyle w:val="ListParagraph"/>
+        <w:numPr>
+          <w:ilvl w:val="1"/>
+          <w:numId w:val="2"/>
+        </w:numPr>
+        <w:ind w:left="993"/>
+        <w:rPr>
+          <w:sz w:val="32"/>
+          <w:szCs w:val="32"/>
+        </w:rPr>
+      </w:pPr>
+      <w:r>
+        <w:rPr>
+          <w:sz w:val="32"/>
+          <w:szCs w:val="32"/>
+        </w:rPr>
+        <w:t>Cetak leaflet</w:t>
+      </w:r>
+      <w:r>
+        <w:rPr>
+          <w:sz w:val="32"/>
+          <w:szCs w:val="32"/>
+        </w:rPr>
+        <w:t xml:space="preserve"> (cetak sebelum wisuda, dibagikan pas wisuda)</w:t>
+      </w:r>
+    </w:p>
+    <w:p>
+      <w:pPr>
+        <w:pStyle w:val="ListParagraph"/>
+        <w:numPr>
+          <w:ilvl w:val="1"/>
+          <w:numId w:val="2"/>
+        </w:numPr>
+        <w:ind w:left="993"/>
+        <w:rPr>
+          <w:sz w:val="32"/>
+          <w:szCs w:val="32"/>
+        </w:rPr>
+      </w:pPr>
+      <w:r>
+        <w:rPr>
+          <w:sz w:val="32"/>
+          <w:szCs w:val="32"/>
+        </w:rPr>
         <w:lastRenderedPageBreak/>
-        <w:t>Belum ada kepastian apakah ada TKA + UNBK di tahun depan. Tapi tetap harus disiapkan</w:t>
-      </w:r>
-    </w:p>
-    <w:p>
-      <w:pPr>
-        <w:pStyle w:val="ListParagraph"/>
-        <w:numPr>
-          <w:ilvl w:val="2"/>
-          <w:numId w:val="2"/>
-        </w:numPr>
-        <w:ind w:left="1276"/>
-      </w:pPr>
-      <w:r>
-        <w:t xml:space="preserve">Di Jawa, uang untuk kelas 3 </w:t>
-      </w:r>
-      <w:r>
-        <w:t>=</w:t>
-      </w:r>
-      <w:r>
-        <w:t xml:space="preserve"> 9 juta</w:t>
-      </w:r>
-    </w:p>
-    <w:p>
-      <w:pPr>
-        <w:pStyle w:val="ListParagraph"/>
-        <w:numPr>
-          <w:ilvl w:val="3"/>
-          <w:numId w:val="2"/>
-        </w:numPr>
-        <w:ind w:left="1701"/>
-      </w:pPr>
-      <w:r>
-        <w:t>Ujian PKBM = 2.700.000</w:t>
+        <w:t>Cetak X-Banner</w:t>
+      </w:r>
+      <w:r>
+        <w:rPr>
+          <w:sz w:val="32"/>
+          <w:szCs w:val="32"/>
+        </w:rPr>
+        <w:t xml:space="preserve"> (masjid dan kampus-kampus di Kuttab)</w:t>
+      </w:r>
+      <w:r>
+        <w:rPr>
+          <w:sz w:val="32"/>
+          <w:szCs w:val="32"/>
+        </w:rPr>
+        <w:t xml:space="preserve"> (kasih beban)</w:t>
+      </w:r>
+      <w:r>
+        <w:rPr>
+          <w:sz w:val="32"/>
+          <w:szCs w:val="32"/>
+        </w:rPr>
+        <w:t xml:space="preserve"> </w:t>
+      </w:r>
+    </w:p>
+    <w:p>
+      <w:pPr>
+        <w:pStyle w:val="ListParagraph"/>
+        <w:numPr>
+          <w:ilvl w:val="1"/>
+          <w:numId w:val="2"/>
+        </w:numPr>
+        <w:ind w:left="993"/>
+        <w:rPr>
+          <w:sz w:val="32"/>
+          <w:szCs w:val="32"/>
+        </w:rPr>
+      </w:pPr>
+      <w:r>
+        <w:rPr>
+          <w:sz w:val="32"/>
+          <w:szCs w:val="32"/>
+        </w:rPr>
+        <w:t>Harus ada upaya supaya banyak santri baru</w:t>
       </w:r>
     </w:p>
     <w:p>
@@ -597,10 +1199,17 @@
           <w:ilvl w:val="0"/>
           <w:numId w:val="2"/>
         </w:numPr>
-        <w:ind w:left="567"/>
-      </w:pPr>
-      <w:r>
-        <w:t>PSB</w:t>
+        <w:rPr>
+          <w:sz w:val="32"/>
+          <w:szCs w:val="32"/>
+        </w:rPr>
+      </w:pPr>
+      <w:r>
+        <w:rPr>
+          <w:sz w:val="32"/>
+          <w:szCs w:val="32"/>
+        </w:rPr>
+        <w:t>Media</w:t>
       </w:r>
     </w:p>
     <w:p>
@@ -611,9 +1220,65 @@
           <w:numId w:val="2"/>
         </w:numPr>
         <w:ind w:left="993"/>
-      </w:pPr>
-      <w:r>
-        <w:t>Update santri baru</w:t>
+        <w:rPr>
+          <w:sz w:val="32"/>
+          <w:szCs w:val="32"/>
+        </w:rPr>
+      </w:pPr>
+      <w:r>
+        <w:rPr>
+          <w:sz w:val="32"/>
+          <w:szCs w:val="32"/>
+        </w:rPr>
+        <w:t>Setiap sebulan sekali atau dua bulan sekali, dibuat materi pembelajaran</w:t>
+      </w:r>
+      <w:r>
+        <w:rPr>
+          <w:sz w:val="32"/>
+          <w:szCs w:val="32"/>
+        </w:rPr>
+        <w:t xml:space="preserve"> (Ustadz-Ustadz yang mengisi konten</w:t>
+      </w:r>
+      <w:r>
+        <w:rPr>
+          <w:sz w:val="32"/>
+          <w:szCs w:val="32"/>
+        </w:rPr>
+        <w:t xml:space="preserve"> / anak-anak juga</w:t>
+      </w:r>
+      <w:r>
+        <w:rPr>
+          <w:sz w:val="32"/>
+          <w:szCs w:val="32"/>
+        </w:rPr>
+        <w:t>)</w:t>
+      </w:r>
+      <w:r>
+        <w:rPr>
+          <w:sz w:val="32"/>
+          <w:szCs w:val="32"/>
+        </w:rPr>
+        <w:t>, lalu dikasih promo PSB di ujung</w:t>
+      </w:r>
+    </w:p>
+    <w:p>
+      <w:pPr>
+        <w:pStyle w:val="ListParagraph"/>
+        <w:numPr>
+          <w:ilvl w:val="0"/>
+          <w:numId w:val="2"/>
+        </w:numPr>
+        <w:rPr>
+          <w:sz w:val="32"/>
+          <w:szCs w:val="32"/>
+        </w:rPr>
+      </w:pPr>
+      <w:r>
+        <w:rPr>
+          <w:sz w:val="32"/>
+          <w:szCs w:val="32"/>
+        </w:rPr>
+        <w:t>Tahsin Ustadz</w:t>
       </w:r>
     </w:p>
     <w:p>
@@ -623,10 +1288,32 @@
           <w:ilvl w:val="1"/>
           <w:numId w:val="2"/>
         </w:numPr>
-        <w:ind w:left="993"/>
-      </w:pPr>
-      <w:r>
-        <w:t>Kumpulkan santri kuttab kelas 4,5 dan 6 untuk sosialiasi</w:t>
+        <w:ind w:left="1134"/>
+        <w:rPr>
+          <w:sz w:val="32"/>
+          <w:szCs w:val="32"/>
+        </w:rPr>
+      </w:pPr>
+      <w:r>
+        <w:rPr>
+          <w:sz w:val="32"/>
+          <w:szCs w:val="32"/>
+        </w:rPr>
+        <w:t>Tahsin Ustadz dimasukkan ke reguler aja</w:t>
+      </w:r>
+      <w:r>
+        <w:rPr>
+          <w:sz w:val="32"/>
+          <w:szCs w:val="32"/>
+        </w:rPr>
+        <w:t xml:space="preserve"> (mohon disampaikan ke Ustadz/ah yang tidak hadir rapat ini)</w:t>
+      </w:r>
+      <w:r>
+        <w:rPr>
+          <w:sz w:val="32"/>
+          <w:szCs w:val="32"/>
+        </w:rPr>
+        <w:t xml:space="preserve">. Lama juga nggak papa, sesuai SOP aja. </w:t>
       </w:r>
     </w:p>
     <w:p>
@@ -636,174 +1323,29 @@
           <w:ilvl w:val="1"/>
           <w:numId w:val="2"/>
         </w:numPr>
-        <w:ind w:left="993"/>
-      </w:pPr>
-      <w:r>
-        <w:t>Sosialisasi kepada wali santrinya</w:t>
-      </w:r>
-    </w:p>
-    <w:p>
-      <w:pPr>
-        <w:pStyle w:val="ListParagraph"/>
-        <w:numPr>
-          <w:ilvl w:val="1"/>
-          <w:numId w:val="2"/>
-        </w:numPr>
-        <w:ind w:left="993"/>
-      </w:pPr>
-      <w:r>
-        <w:t>Buatkan surat untuk SOSIALISASI KE SD LUAR</w:t>
-      </w:r>
-    </w:p>
-    <w:p>
-      <w:pPr>
-        <w:pStyle w:val="ListParagraph"/>
-        <w:numPr>
-          <w:ilvl w:val="1"/>
-          <w:numId w:val="2"/>
-        </w:numPr>
-        <w:ind w:left="993"/>
-      </w:pPr>
-      <w:r>
-        <w:t>Cetak brosur A3</w:t>
-      </w:r>
-    </w:p>
-    <w:p>
-      <w:pPr>
-        <w:pStyle w:val="ListParagraph"/>
-        <w:numPr>
-          <w:ilvl w:val="1"/>
-          <w:numId w:val="2"/>
-        </w:numPr>
-        <w:ind w:left="993"/>
-      </w:pPr>
-      <w:r>
-        <w:t>Cetak leaflet</w:t>
-      </w:r>
-      <w:r>
-        <w:t xml:space="preserve"> (cetak sebelum wisuda, dibagikan pas wisuda)</w:t>
-      </w:r>
-    </w:p>
-    <w:p>
-      <w:pPr>
-        <w:pStyle w:val="ListParagraph"/>
-        <w:numPr>
-          <w:ilvl w:val="1"/>
-          <w:numId w:val="2"/>
-        </w:numPr>
-        <w:ind w:left="993"/>
-      </w:pPr>
-      <w:r>
-        <w:t>Cetak X-Banner</w:t>
-      </w:r>
-      <w:r>
-        <w:t xml:space="preserve"> (masjid dan kampus-kampus di Kuttab)</w:t>
-      </w:r>
-      <w:r>
-        <w:t xml:space="preserve"> (kasih beban)</w:t>
-      </w:r>
-      <w:r>
-        <w:t xml:space="preserve"> </w:t>
-      </w:r>
-    </w:p>
-    <w:p>
-      <w:pPr>
-        <w:pStyle w:val="ListParagraph"/>
-        <w:numPr>
-          <w:ilvl w:val="1"/>
-          <w:numId w:val="2"/>
-        </w:numPr>
-        <w:ind w:left="993"/>
-      </w:pPr>
-      <w:r>
-        <w:t>Harus ada upaya supaya banyak santri baru</w:t>
-      </w:r>
-    </w:p>
-    <w:p>
-      <w:pPr>
-        <w:pStyle w:val="ListParagraph"/>
-        <w:numPr>
-          <w:ilvl w:val="0"/>
-          <w:numId w:val="2"/>
-        </w:numPr>
-      </w:pPr>
-      <w:r>
-        <w:t>Media</w:t>
-      </w:r>
-    </w:p>
-    <w:p>
-      <w:pPr>
-        <w:pStyle w:val="ListParagraph"/>
-        <w:numPr>
-          <w:ilvl w:val="1"/>
-          <w:numId w:val="2"/>
-        </w:numPr>
-        <w:ind w:left="993"/>
-      </w:pPr>
-      <w:r>
-        <w:t>Setiap sebulan sekali atau dua bulan sekali, dibuat materi pembelajaran</w:t>
-      </w:r>
-      <w:r>
-        <w:t xml:space="preserve"> (Ustadz-Ustadz yang mengisi konten</w:t>
-      </w:r>
-      <w:r>
-        <w:t xml:space="preserve"> / anak-anak juga</w:t>
-      </w:r>
-      <w:r>
-        <w:t>)</w:t>
-      </w:r>
-      <w:r>
-        <w:t>, lalu dikasih promo PSB di ujung</w:t>
-      </w:r>
-    </w:p>
-    <w:p>
-      <w:pPr>
-        <w:pStyle w:val="ListParagraph"/>
-        <w:numPr>
-          <w:ilvl w:val="0"/>
-          <w:numId w:val="2"/>
-        </w:numPr>
-      </w:pPr>
-      <w:r>
-        <w:t>Tahsin Ustadz</w:t>
-      </w:r>
-    </w:p>
-    <w:p>
-      <w:pPr>
-        <w:pStyle w:val="ListParagraph"/>
-        <w:numPr>
-          <w:ilvl w:val="1"/>
-          <w:numId w:val="2"/>
-        </w:numPr>
         <w:ind w:left="1134"/>
-      </w:pPr>
-      <w:r>
-        <w:t>Tahsin Ustadz dimasukkan ke reguler aja</w:t>
-      </w:r>
-      <w:r>
-        <w:t xml:space="preserve"> (mohon disampaikan ke Ustadz/ah yang tidak hadir rapat ini)</w:t>
-      </w:r>
-      <w:r>
-        <w:t xml:space="preserve">. Lama juga nggak papa, sesuai SOP aja. </w:t>
-      </w:r>
-    </w:p>
-    <w:p>
-      <w:pPr>
-        <w:pStyle w:val="ListParagraph"/>
-        <w:numPr>
-          <w:ilvl w:val="1"/>
-          <w:numId w:val="2"/>
-        </w:numPr>
-        <w:ind w:left="1134"/>
-      </w:pPr>
-      <w:r>
+        <w:rPr>
+          <w:sz w:val="32"/>
+          <w:szCs w:val="32"/>
+        </w:rPr>
+      </w:pPr>
+      <w:r>
+        <w:rPr>
+          <w:sz w:val="32"/>
+          <w:szCs w:val="32"/>
+        </w:rPr>
         <w:t>Sediakan waktu khusus antara MABAIZ dan Al-Haqq membahas kelanjutan tahsin</w:t>
       </w:r>
       <w:r>
+        <w:rPr>
+          <w:sz w:val="32"/>
+          <w:szCs w:val="32"/>
+        </w:rPr>
         <w:t>. Kalau bisa, sebelum RKT</w:t>
       </w:r>
     </w:p>
     <w:sectPr>
+      <w:footerReference w:type="default" r:id="rId7"/>
       <w:pgSz w:w="12240" w:h="15840"/>
       <w:pgMar w:top="1440" w:right="1440" w:bottom="1440" w:left="1440" w:header="720" w:footer="720" w:gutter="0"/>
       <w:cols w:space="720"/>
@@ -811,6 +1353,110 @@
     </w:sectPr>
   </w:body>
 </w:document>
+</file>
+
+<file path=word/endnotes.xml><?xml version="1.0" encoding="utf-8"?>
+<w:endnotes xmlns:wpc="http://schemas.microsoft.com/office/word/2010/wordprocessingCanvas" xmlns:cx="http://schemas.microsoft.com/office/drawing/2014/chartex" xmlns:cx1="http://schemas.microsoft.com/office/drawing/2015/9/8/chartex" xmlns:cx2="http://schemas.microsoft.com/office/drawing/2015/10/21/chartex" xmlns:cx3="http://schemas.microsoft.com/office/drawing/2016/5/9/chartex" xmlns:cx4="http://schemas.microsoft.com/office/drawing/2016/5/10/chartex" xmlns:cx5="http://schemas.microsoft.com/office/drawing/2016/5/11/chartex" xmlns:cx6="http://schemas.microsoft.com/office/drawing/2016/5/12/chartex" xmlns:cx7="http://schemas.microsoft.com/office/drawing/2016/5/13/chartex" xmlns:cx8="http://schemas.microsoft.com/office/drawing/2016/5/14/chartex" xmlns:mc="http://schemas.openxmlformats.org/markup-compatibility/2006" xmlns:aink="http://schemas.microsoft.com/office/drawing/2016/ink" xmlns:am3d="http://schemas.microsoft.com/office/drawing/2017/model3d" xmlns:o="urn:schemas-microsoft-com:office:office" xmlns:oel="http://schemas.microsoft.com/office/2019/extlst" xmlns:r="http://schemas.openxmlformats.org/officeDocument/2006/relationships" xmlns:m="http://schemas.openxmlformats.org/officeDocument/2006/math" xmlns:v="urn:schemas-microsoft-com:vml" xmlns:wp14="http://schemas.microsoft.com/office/word/2010/wordprocessingDrawing" xmlns:wp="http://schemas.openxmlformats.org/drawingml/2006/wordprocessingDrawing" xmlns:w10="urn:schemas-microsoft-com:office:word" xmlns:w="http://schemas.openxmlformats.org/wordprocessingml/2006/main" xmlns:w14="http://schemas.microsoft.com/office/word/2010/wordml" xmlns:w15="http://schemas.microsoft.com/office/word/2012/wordml" xmlns:w16cex="http://schemas.microsoft.com/office/word/2018/wordml/cex" xmlns:w16cid="http://schemas.microsoft.com/office/word/2016/wordml/cid" xmlns:w16="http://schemas.microsoft.com/office/word/2018/wordml" xmlns:w16du="http://schemas.microsoft.com/office/word/2023/wordml/word16du" xmlns:w16sdtdh="http://schemas.microsoft.com/office/word/2020/wordml/sdtdatahash" xmlns:w16sdtfl="http://schemas.microsoft.com/office/word/2024/wordml/sdtformatlock" xmlns:w16se="http://schemas.microsoft.com/office/word/2015/wordml/symex" xmlns:wpg="http://schemas.microsoft.com/office/word/2010/wordprocessingGroup" xmlns:wpi="http://schemas.microsoft.com/office/word/2010/wordprocessingInk" xmlns:wne="http://schemas.microsoft.com/office/word/2006/wordml" xmlns:wps="http://schemas.microsoft.com/office/word/2010/wordprocessingShape" mc:Ignorable="w14 w15 w16se w16cid w16 w16cex w16sdtdh w16sdtfl w16du wp14">
+  <w:endnote w:type="separator" w:id="-1">
+    <w:p>
+      <w:pPr>
+        <w:spacing w:after="0" w:line="240" w:lineRule="auto"/>
+      </w:pPr>
+      <w:r>
+        <w:separator/>
+      </w:r>
+    </w:p>
+  </w:endnote>
+  <w:endnote w:type="continuationSeparator" w:id="0">
+    <w:p>
+      <w:pPr>
+        <w:spacing w:after="0" w:line="240" w:lineRule="auto"/>
+      </w:pPr>
+      <w:r>
+        <w:continuationSeparator/>
+      </w:r>
+    </w:p>
+  </w:endnote>
+</w:endnotes>
+</file>
+
+<file path=word/footer1.xml><?xml version="1.0" encoding="utf-8"?>
+<w:ftr xmlns:wpc="http://schemas.microsoft.com/office/word/2010/wordprocessingCanvas" xmlns:cx="http://schemas.microsoft.com/office/drawing/2014/chartex" xmlns:cx1="http://schemas.microsoft.com/office/drawing/2015/9/8/chartex" xmlns:cx2="http://schemas.microsoft.com/office/drawing/2015/10/21/chartex" xmlns:cx3="http://schemas.microsoft.com/office/drawing/2016/5/9/chartex" xmlns:cx4="http://schemas.microsoft.com/office/drawing/2016/5/10/chartex" xmlns:cx5="http://schemas.microsoft.com/office/drawing/2016/5/11/chartex" xmlns:cx6="http://schemas.microsoft.com/office/drawing/2016/5/12/chartex" xmlns:cx7="http://schemas.microsoft.com/office/drawing/2016/5/13/chartex" xmlns:cx8="http://schemas.microsoft.com/office/drawing/2016/5/14/chartex" xmlns:mc="http://schemas.openxmlformats.org/markup-compatibility/2006" xmlns:aink="http://schemas.microsoft.com/office/drawing/2016/ink" xmlns:am3d="http://schemas.microsoft.com/office/drawing/2017/model3d" xmlns:o="urn:schemas-microsoft-com:office:office" xmlns:oel="http://schemas.microsoft.com/office/2019/extlst" xmlns:r="http://schemas.openxmlformats.org/officeDocument/2006/relationships" xmlns:m="http://schemas.openxmlformats.org/officeDocument/2006/math" xmlns:v="urn:schemas-microsoft-com:vml" xmlns:wp14="http://schemas.microsoft.com/office/word/2010/wordprocessingDrawing" xmlns:wp="http://schemas.openxmlformats.org/drawingml/2006/wordprocessingDrawing" xmlns:w10="urn:schemas-microsoft-com:office:word" xmlns:w="http://schemas.openxmlformats.org/wordprocessingml/2006/main" xmlns:w14="http://schemas.microsoft.com/office/word/2010/wordml" xmlns:w15="http://schemas.microsoft.com/office/word/2012/wordml" xmlns:w16cex="http://schemas.microsoft.com/office/word/2018/wordml/cex" xmlns:w16cid="http://schemas.microsoft.com/office/word/2016/wordml/cid" xmlns:w16="http://schemas.microsoft.com/office/word/2018/wordml" xmlns:w16du="http://schemas.microsoft.com/office/word/2023/wordml/word16du" xmlns:w16sdtdh="http://schemas.microsoft.com/office/word/2020/wordml/sdtdatahash" xmlns:w16sdtfl="http://schemas.microsoft.com/office/word/2024/wordml/sdtformatlock" xmlns:w16se="http://schemas.microsoft.com/office/word/2015/wordml/symex" xmlns:wpg="http://schemas.microsoft.com/office/word/2010/wordprocessingGroup" xmlns:wpi="http://schemas.microsoft.com/office/word/2010/wordprocessingInk" xmlns:wne="http://schemas.microsoft.com/office/word/2006/wordml" xmlns:wps="http://schemas.microsoft.com/office/word/2010/wordprocessingShape" mc:Ignorable="w14 w15 w16se w16cid w16 w16cex w16sdtdh w16sdtfl w16du wp14">
+  <w:sdt>
+    <w:sdtPr>
+      <w:id w:val="664592115"/>
+      <w:docPartObj>
+        <w:docPartGallery w:val="Page Numbers (Bottom of Page)"/>
+        <w:docPartUnique/>
+      </w:docPartObj>
+    </w:sdtPr>
+    <w:sdtEndPr>
+      <w:rPr>
+        <w:noProof/>
+      </w:rPr>
+    </w:sdtEndPr>
+    <w:sdtContent>
+      <w:p>
+        <w:pPr>
+          <w:pStyle w:val="Footer"/>
+          <w:jc w:val="center"/>
+        </w:pPr>
+        <w:r>
+          <w:fldChar w:fldCharType="begin"/>
+        </w:r>
+        <w:r>
+          <w:instrText xml:space="preserve"> PAGE   \* MERGEFORMAT </w:instrText>
+        </w:r>
+        <w:r>
+          <w:fldChar w:fldCharType="separate"/>
+        </w:r>
+        <w:r>
+          <w:rPr>
+            <w:noProof/>
+          </w:rPr>
+          <w:t>2</w:t>
+        </w:r>
+        <w:r>
+          <w:rPr>
+            <w:noProof/>
+          </w:rPr>
+          <w:fldChar w:fldCharType="end"/>
+        </w:r>
+      </w:p>
+    </w:sdtContent>
+  </w:sdt>
+  <w:p>
+    <w:pPr>
+      <w:pStyle w:val="Footer"/>
+      <w:jc w:val="center"/>
+    </w:pPr>
+  </w:p>
+</w:ftr>
+</file>
+
+<file path=word/footnotes.xml><?xml version="1.0" encoding="utf-8"?>
+<w:footnotes xmlns:wpc="http://schemas.microsoft.com/office/word/2010/wordprocessingCanvas" xmlns:cx="http://schemas.microsoft.com/office/drawing/2014/chartex" xmlns:cx1="http://schemas.microsoft.com/office/drawing/2015/9/8/chartex" xmlns:cx2="http://schemas.microsoft.com/office/drawing/2015/10/21/chartex" xmlns:cx3="http://schemas.microsoft.com/office/drawing/2016/5/9/chartex" xmlns:cx4="http://schemas.microsoft.com/office/drawing/2016/5/10/chartex" xmlns:cx5="http://schemas.microsoft.com/office/drawing/2016/5/11/chartex" xmlns:cx6="http://schemas.microsoft.com/office/drawing/2016/5/12/chartex" xmlns:cx7="http://schemas.microsoft.com/office/drawing/2016/5/13/chartex" xmlns:cx8="http://schemas.microsoft.com/office/drawing/2016/5/14/chartex" xmlns:mc="http://schemas.openxmlformats.org/markup-compatibility/2006" xmlns:aink="http://schemas.microsoft.com/office/drawing/2016/ink" xmlns:am3d="http://schemas.microsoft.com/office/drawing/2017/model3d" xmlns:o="urn:schemas-microsoft-com:office:office" xmlns:oel="http://schemas.microsoft.com/office/2019/extlst" xmlns:r="http://schemas.openxmlformats.org/officeDocument/2006/relationships" xmlns:m="http://schemas.openxmlformats.org/officeDocument/2006/math" xmlns:v="urn:schemas-microsoft-com:vml" xmlns:wp14="http://schemas.microsoft.com/office/word/2010/wordprocessingDrawing" xmlns:wp="http://schemas.openxmlformats.org/drawingml/2006/wordprocessingDrawing" xmlns:w10="urn:schemas-microsoft-com:office:word" xmlns:w="http://schemas.openxmlformats.org/wordprocessingml/2006/main" xmlns:w14="http://schemas.microsoft.com/office/word/2010/wordml" xmlns:w15="http://schemas.microsoft.com/office/word/2012/wordml" xmlns:w16cex="http://schemas.microsoft.com/office/word/2018/wordml/cex" xmlns:w16cid="http://schemas.microsoft.com/office/word/2016/wordml/cid" xmlns:w16="http://schemas.microsoft.com/office/word/2018/wordml" xmlns:w16du="http://schemas.microsoft.com/office/word/2023/wordml/word16du" xmlns:w16sdtdh="http://schemas.microsoft.com/office/word/2020/wordml/sdtdatahash" xmlns:w16sdtfl="http://schemas.microsoft.com/office/word/2024/wordml/sdtformatlock" xmlns:w16se="http://schemas.microsoft.com/office/word/2015/wordml/symex" xmlns:wpg="http://schemas.microsoft.com/office/word/2010/wordprocessingGroup" xmlns:wpi="http://schemas.microsoft.com/office/word/2010/wordprocessingInk" xmlns:wne="http://schemas.microsoft.com/office/word/2006/wordml" xmlns:wps="http://schemas.microsoft.com/office/word/2010/wordprocessingShape" mc:Ignorable="w14 w15 w16se w16cid w16 w16cex w16sdtdh w16sdtfl w16du wp14">
+  <w:footnote w:type="separator" w:id="-1">
+    <w:p>
+      <w:pPr>
+        <w:spacing w:after="0" w:line="240" w:lineRule="auto"/>
+      </w:pPr>
+      <w:r>
+        <w:separator/>
+      </w:r>
+    </w:p>
+  </w:footnote>
+  <w:footnote w:type="continuationSeparator" w:id="0">
+    <w:p>
+      <w:pPr>
+        <w:spacing w:after="0" w:line="240" w:lineRule="auto"/>
+      </w:pPr>
+      <w:r>
+        <w:continuationSeparator/>
+      </w:r>
+    </w:p>
+  </w:footnote>
+</w:footnotes>
 </file>
 
 <file path=word/numbering.xml><?xml version="1.0" encoding="utf-8"?>
@@ -1052,7 +1698,7 @@
     <w:lsdException w:name="footnote text" w:semiHidden="1" w:unhideWhenUsed="1"/>
     <w:lsdException w:name="annotation text" w:semiHidden="1" w:unhideWhenUsed="1"/>
     <w:lsdException w:name="header" w:semiHidden="1" w:unhideWhenUsed="1"/>
-    <w:lsdException w:name="footer" w:semiHidden="1" w:uiPriority="0" w:unhideWhenUsed="1" w:qFormat="1"/>
+    <w:lsdException w:name="footer" w:semiHidden="1" w:unhideWhenUsed="1" w:qFormat="1"/>
     <w:lsdException w:name="index heading" w:semiHidden="1" w:unhideWhenUsed="1"/>
     <w:lsdException w:name="caption" w:semiHidden="1" w:uiPriority="35" w:unhideWhenUsed="1" w:qFormat="1"/>
     <w:lsdException w:name="table of figures" w:semiHidden="1" w:unhideWhenUsed="1"/>
@@ -1447,6 +2093,51 @@
       <w:contextualSpacing/>
     </w:pPr>
   </w:style>
+  <w:style w:type="paragraph" w:styleId="Header">
+    <w:name w:val="header"/>
+    <w:basedOn w:val="Normal"/>
+    <w:link w:val="HeaderChar"/>
+    <w:uiPriority w:val="99"/>
+    <w:unhideWhenUsed/>
+    <w:rsid w:val="00E51FFE"/>
+    <w:pPr>
+      <w:tabs>
+        <w:tab w:val="center" w:pos="4680"/>
+        <w:tab w:val="right" w:pos="9360"/>
+      </w:tabs>
+      <w:spacing w:after="0" w:line="240" w:lineRule="auto"/>
+    </w:pPr>
+  </w:style>
+  <w:style w:type="character" w:customStyle="1" w:styleId="HeaderChar">
+    <w:name w:val="Header Char"/>
+    <w:basedOn w:val="DefaultParagraphFont"/>
+    <w:link w:val="Header"/>
+    <w:uiPriority w:val="99"/>
+    <w:rsid w:val="00E51FFE"/>
+  </w:style>
+  <w:style w:type="paragraph" w:styleId="Footer">
+    <w:name w:val="footer"/>
+    <w:basedOn w:val="Normal"/>
+    <w:link w:val="FooterChar"/>
+    <w:uiPriority w:val="99"/>
+    <w:unhideWhenUsed/>
+    <w:qFormat/>
+    <w:rsid w:val="00E51FFE"/>
+    <w:pPr>
+      <w:tabs>
+        <w:tab w:val="center" w:pos="4680"/>
+        <w:tab w:val="right" w:pos="9360"/>
+      </w:tabs>
+      <w:spacing w:after="0" w:line="240" w:lineRule="auto"/>
+    </w:pPr>
+  </w:style>
+  <w:style w:type="character" w:customStyle="1" w:styleId="FooterChar">
+    <w:name w:val="Footer Char"/>
+    <w:basedOn w:val="DefaultParagraphFont"/>
+    <w:link w:val="Footer"/>
+    <w:uiPriority w:val="99"/>
+    <w:rsid w:val="00E51FFE"/>
+  </w:style>
 </w:styles>
 </file>
 
